--- a/data/raw/Call Data Dictionary.docx
+++ b/data/raw/Call Data Dictionary.docx
@@ -2226,8 +2226,13 @@
           </w:tcPr>
           <w:p>
             <w:r>
-              <w:t>The Precinct the call was located in</w:t>
-            </w:r>
+              <w:t xml:space="preserve">The Precinct the call </w:t>
+            </w:r>
+            <w:proofErr w:type="gramStart"/>
+            <w:r>
+              <w:t>was located in</w:t>
+            </w:r>
+            <w:proofErr w:type="gramEnd"/>
           </w:p>
         </w:tc>
       </w:tr>
@@ -2668,7 +2673,7 @@
               <v:stroke joinstyle="miter"/>
               <v:path gradientshapeok="t" o:connecttype="rect"/>
             </v:shapetype>
-            <v:shape id="Text Box 6" o:spid="_x0000_s1026" type="#_x0000_t202" style="position:absolute;margin-left:-72.75pt;margin-top:-34.5pt;width:612pt;height:66.75pt;z-index:251659264;visibility:visible;mso-wrap-style:square;mso-height-percent:0;mso-wrap-distance-left:9pt;mso-wrap-distance-top:0;mso-wrap-distance-right:9pt;mso-wrap-distance-bottom:0;mso-position-horizontal:absolute;mso-position-horizontal-relative:text;mso-position-vertical:absolute;mso-position-vertical-relative:text;mso-height-percent:0;mso-height-relative:margin;v-text-anchor:top" o:gfxdata="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" fillcolor="#050" strokeweight=".5pt">
+            <v:shape id="Text Box 6" o:spid="_x0000_s1026" type="#_x0000_t202" style="position:absolute;margin-left:-72.75pt;margin-top:-34.5pt;width:612pt;height:66.75pt;z-index:251659264;visibility:visible;mso-wrap-style:square;mso-height-percent:0;mso-wrap-distance-left:9pt;mso-wrap-distance-top:0;mso-wrap-distance-right:9pt;mso-wrap-distance-bottom:0;mso-position-horizontal:absolute;mso-position-horizontal-relative:text;mso-position-vertical:absolute;mso-position-vertical-relative:text;mso-height-percent:0;mso-height-relative:margin;v-text-anchor:top" o:gfxdata="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" fillcolor="#050" strokeweight=".5pt">
               <v:textbox inset="8.16pt,1.43936mm,8.16pt,1.43936mm">
                 <w:txbxContent>
                   <w:tbl>
